--- a/src/main/resources/historico_campus_recife.docx
+++ b/src/main/resources/historico_campus_recife.docx
@@ -6,12 +6,17 @@
       <w:pPr>
         <w:pStyle w:val="Normal"/>
         <w:bidi w:val="0"/>
-        <w:jc w:val="start"/>
-        <w:rPr/>
-      </w:pPr>
-      <w:r>
-        <w:rPr/>
-        <w:tab/>
+        <w:spacing w:lineRule="auto" w:line="360"/>
+        <w:ind w:firstLine="709"/>
+        <w:jc w:val="both"/>
+        <w:rPr>
+          <w:rFonts w:ascii="Times New Roman" w:hAnsi="Times New Roman"/>
+        </w:rPr>
+      </w:pPr>
+      <w:r>
+        <w:rPr>
+          <w:rFonts w:ascii="Times New Roman" w:hAnsi="Times New Roman"/>
+        </w:rPr>
         <w:t>O Instituto Federal de Educação, Ciência e Tecnologia de Pernambuco (IFPE) tem suas origens na criação da Escola de Aprendizes Artífices de Pernambuco, fundada em 23 de setembro de 1909, durante o governo do então presidente Nilo Peçanha. A instituição foi criada com o propósito de oferecer ensino profissional primário e gratuito, voltado à formação de operários e contramestres. Reformulada em 1918, manteve sua missão social, atendendo majoritariamente jovens de baixa renda.</w:t>
       </w:r>
     </w:p>
@@ -19,12 +24,17 @@
       <w:pPr>
         <w:pStyle w:val="Normal"/>
         <w:bidi w:val="0"/>
-        <w:jc w:val="start"/>
-        <w:rPr/>
-      </w:pPr>
-      <w:r>
-        <w:rPr/>
-        <w:tab/>
+        <w:spacing w:lineRule="auto" w:line="360"/>
+        <w:ind w:firstLine="709"/>
+        <w:jc w:val="both"/>
+        <w:rPr>
+          <w:rFonts w:ascii="Times New Roman" w:hAnsi="Times New Roman"/>
+        </w:rPr>
+      </w:pPr>
+      <w:r>
+        <w:rPr>
+          <w:rFonts w:ascii="Times New Roman" w:hAnsi="Times New Roman"/>
+        </w:rPr>
         <w:t>Ao longo de sua trajetória, a unidade sediada em Recife passou por diversas denominações, ampliações e transformações institucionais. Em 1937, a Lei nº 378, que instituiu os Liceus Industriais, e o Decreto-Lei nº 4.073, de 30 de janeiro de 1942 (Lei Orgânica do Ensino Industrial), transformaram as Escolas de Aprendizes Artífices em instituições de ensino secundário com oferta de formação técnica. A partir desse período, consolidou-se a estrutura dos cursos em dois ciclos: o básico e o técnico.</w:t>
       </w:r>
     </w:p>
@@ -32,11 +42,17 @@
       <w:pPr>
         <w:pStyle w:val="Normal"/>
         <w:bidi w:val="0"/>
-        <w:jc w:val="start"/>
-        <w:rPr/>
-      </w:pPr>
-      <w:r>
-        <w:rPr/>
+        <w:spacing w:lineRule="auto" w:line="360"/>
+        <w:ind w:firstLine="709"/>
+        <w:jc w:val="both"/>
+        <w:rPr>
+          <w:rFonts w:ascii="Times New Roman" w:hAnsi="Times New Roman"/>
+        </w:rPr>
+      </w:pPr>
+      <w:r>
+        <w:rPr>
+          <w:rFonts w:ascii="Times New Roman" w:hAnsi="Times New Roman"/>
+        </w:rPr>
         <w:t>Inicialmente, a instituição funcionou, a partir de 1923, nas dependências do Ginásio Pernambucano, transferindo-se em 1933 para sua sede própria, no bairro do Derby. Ao longo das décadas seguintes, recebeu diferentes denominações: Liceu Industrial de Pernambuco, Escola Técnica do Recife e, posteriormente, Escola Técnica Federal de Pernambuco (ETFPE). Em sua trajetória, destacou-se por iniciativas pioneiras, como a criação do primeiro curso de Segurança do Trabalho do país e a realização da primeira greve estudantil registrada no Brasil.</w:t>
       </w:r>
     </w:p>
@@ -44,11 +60,17 @@
       <w:pPr>
         <w:pStyle w:val="Normal"/>
         <w:bidi w:val="0"/>
-        <w:jc w:val="start"/>
-        <w:rPr/>
-      </w:pPr>
-      <w:r>
-        <w:rPr/>
+        <w:spacing w:lineRule="auto" w:line="360"/>
+        <w:ind w:firstLine="709"/>
+        <w:jc w:val="both"/>
+        <w:rPr>
+          <w:rFonts w:ascii="Times New Roman" w:hAnsi="Times New Roman"/>
+        </w:rPr>
+      </w:pPr>
+      <w:r>
+        <w:rPr>
+          <w:rFonts w:ascii="Times New Roman" w:hAnsi="Times New Roman"/>
+        </w:rPr>
         <w:t>Com a Lei nº 3.552/1959 e, posteriormente, com as Leis nº 4.024/1961 (LDB) e nº 5.692/1971, a instituição passou por novos processos de reorganização, acompanhando as reformas do ensino profissional no país. Em 1999, por meio do Decreto s/n, de 18 de janeiro, a ETFPE foi transformada em Centro Federal de Educação Tecnológica de Pernambuco (CEFET-PE), ampliando sua atuação com a oferta de cursos superiores de tecnologia, licenciaturas e programas de pós-graduação lato e stricto sensu.</w:t>
       </w:r>
     </w:p>
@@ -56,12 +78,17 @@
       <w:pPr>
         <w:pStyle w:val="Normal"/>
         <w:bidi w:val="0"/>
-        <w:jc w:val="start"/>
-        <w:rPr/>
-      </w:pPr>
-      <w:r>
-        <w:rPr/>
-        <w:tab/>
+        <w:spacing w:lineRule="auto" w:line="360"/>
+        <w:ind w:firstLine="709"/>
+        <w:jc w:val="both"/>
+        <w:rPr>
+          <w:rFonts w:ascii="Times New Roman" w:hAnsi="Times New Roman"/>
+        </w:rPr>
+      </w:pPr>
+      <w:r>
+        <w:rPr>
+          <w:rFonts w:ascii="Times New Roman" w:hAnsi="Times New Roman"/>
+        </w:rPr>
         <w:t>A consolidação do Instituto Federal de Pernambuco (IFPE) ocorreu com a Lei nº 11.892, de 29 de dezembro de 2008, que instituiu a Rede Federal de Educação Profissional, Científica e Tecnológica. O IFPE foi constituído pela integração do CEFET-PE com as antigas Escolas Agrotécnicas Federais de Barreiros, Belo Jardim e Vitória de Santo Antão, além dos campi de Recife, Pesqueira e Ipojuca.</w:t>
       </w:r>
     </w:p>
@@ -69,21 +96,28 @@
       <w:pPr>
         <w:pStyle w:val="Normal"/>
         <w:bidi w:val="0"/>
-        <w:jc w:val="start"/>
-        <w:rPr/>
-      </w:pPr>
-      <w:r>
-        <w:rPr/>
+        <w:spacing w:lineRule="auto" w:line="360"/>
+        <w:ind w:firstLine="709"/>
+        <w:jc w:val="both"/>
+        <w:rPr>
+          <w:rFonts w:ascii="Times New Roman" w:hAnsi="Times New Roman"/>
+        </w:rPr>
+      </w:pPr>
+      <w:r>
+        <w:rPr>
+          <w:rFonts w:ascii="Times New Roman" w:hAnsi="Times New Roman"/>
+        </w:rPr>
         <w:t>Desde então, o Campus Recife, em razão de sua trajetória centenária, consolidou-se como unidade de referência institucional, reunindo diversas modalidades e níveis de ensino — técnico, tecnológico, bacharelado, licenciatura e pós-graduação — e exercendo papel central na estrutura organizacional, acadêmica e administrativa do Instituto Federal de Pernambuco.</w:t>
       </w:r>
     </w:p>
     <w:sectPr>
       <w:type w:val="nextPage"/>
       <w:pgSz w:w="11906" w:h="16838"/>
-      <w:pgMar w:left="1134" w:right="1134" w:gutter="0" w:header="0" w:top="1134" w:footer="0" w:bottom="1134"/>
+      <w:pgMar w:left="1701" w:right="1134" w:gutter="0" w:header="0" w:top="1701" w:footer="0" w:bottom="1134"/>
       <w:pgNumType w:fmt="decimal"/>
       <w:formProt w:val="false"/>
       <w:textDirection w:val="lrTb"/>
+      <w:docGrid w:type="default" w:linePitch="100" w:charSpace="0"/>
     </w:sectPr>
   </w:body>
 </w:document>
@@ -103,7 +137,6 @@
     </w:rPrDefault>
     <w:pPrDefault>
       <w:pPr>
-        <w:widowControl/>
         <w:suppressAutoHyphens w:val="true"/>
       </w:pPr>
     </w:pPrDefault>
@@ -113,7 +146,10 @@
     <w:qFormat/>
     <w:pPr>
       <w:widowControl/>
+      <w:suppressAutoHyphens w:val="true"/>
       <w:bidi w:val="0"/>
+      <w:spacing w:before="0" w:after="0"/>
+      <w:jc w:val="left"/>
     </w:pPr>
     <w:rPr>
       <w:rFonts w:ascii="Liberation Serif" w:hAnsi="Liberation Serif" w:eastAsia="Noto Serif CJK SC" w:cs="FreeSans"/>

--- a/src/main/resources/historico_campus_recife.docx
+++ b/src/main/resources/historico_campus_recife.docx
@@ -4,20 +4,172 @@
   <w:body>
     <w:p>
       <w:pPr>
-        <w:pStyle w:val="Normal"/>
+        <w:pStyle w:val="BodyText"/>
         <w:bidi w:val="0"/>
         <w:spacing w:lineRule="auto" w:line="360"/>
         <w:ind w:firstLine="709"/>
         <w:jc w:val="both"/>
-        <w:rPr>
-          <w:rFonts w:ascii="Times New Roman" w:hAnsi="Times New Roman"/>
-        </w:rPr>
-      </w:pPr>
-      <w:r>
-        <w:rPr>
-          <w:rFonts w:ascii="Times New Roman" w:hAnsi="Times New Roman"/>
+        <w:rPr/>
+      </w:pPr>
+      <w:bookmarkStart w:id="0" w:name="docs-internal-guid-d5f90e23-7fff-b57b-61"/>
+      <w:bookmarkEnd w:id="0"/>
+      <w:r>
+        <w:rPr>
+          <w:rFonts w:ascii="Times New Roman" w:hAnsi="Times New Roman"/>
+          <w:b w:val="false"/>
+          <w:i w:val="false"/>
+          <w:caps w:val="false"/>
+          <w:smallCaps w:val="false"/>
+          <w:strike w:val="false"/>
+          <w:dstrike w:val="false"/>
+          <w:color w:val="000000"/>
+          <w:sz w:val="24"/>
+          <w:szCs w:val="24"/>
+          <w:u w:val="none"/>
+          <w:effect w:val="none"/>
+          <w:shd w:fill="auto" w:val="clear"/>
         </w:rPr>
         <w:t>O Instituto Federal de Educação, Ciência e Tecnologia de Pernambuco (IFPE) tem suas origens na criação da Escola de Aprendizes Artífices de Pernambuco, fundada em 23 de setembro de 1909, durante o governo do então presidente Nilo Peçanha. A instituição foi criada com o propósito de oferecer ensino profissional primário e gratuito, voltado à formação de operários e contramestres. Reformulada em 1918, manteve sua missão social, atendendo majoritariamente jovens de baixa renda.</w:t>
+      </w:r>
+    </w:p>
+    <w:p>
+      <w:pPr>
+        <w:pStyle w:val="BodyText"/>
+        <w:bidi w:val="0"/>
+        <w:spacing w:lineRule="auto" w:line="360" w:before="240" w:after="240"/>
+        <w:ind w:firstLine="720" w:left="0" w:right="0"/>
+        <w:jc w:val="both"/>
+        <w:rPr/>
+      </w:pPr>
+      <w:r>
+        <w:rPr>
+          <w:rFonts w:ascii="Times New Roman" w:hAnsi="Times New Roman"/>
+          <w:b w:val="false"/>
+          <w:i w:val="false"/>
+          <w:caps w:val="false"/>
+          <w:smallCaps w:val="false"/>
+          <w:strike w:val="false"/>
+          <w:dstrike w:val="false"/>
+          <w:color w:val="000000"/>
+          <w:sz w:val="24"/>
+          <w:szCs w:val="24"/>
+          <w:u w:val="none"/>
+          <w:effect w:val="none"/>
+          <w:shd w:fill="auto" w:val="clear"/>
+        </w:rPr>
+        <w:t>Ao longo de sua trajetória, a unidade sediada em Recife passou por diversas denominações, ampliações e transformações institucionais. Em 1937, a Lei nº 378, que instituiu os Liceus Industriais, e o Decreto-Lei nº 4.073, de 30 de janeiro de 1942 (Lei Orgânica do Ensino Industrial), transformaram as Escolas de Aprendizes Artífices em instituições de ensino secundário com oferta de formação técnica. A partir desse período, consolidou-se a estrutura dos cursos em dois ciclos: o básico e o técnico.</w:t>
+      </w:r>
+    </w:p>
+    <w:p>
+      <w:pPr>
+        <w:pStyle w:val="BodyText"/>
+        <w:bidi w:val="0"/>
+        <w:spacing w:lineRule="auto" w:line="360" w:before="240" w:after="240"/>
+        <w:ind w:firstLine="720" w:left="0" w:right="0"/>
+        <w:jc w:val="both"/>
+        <w:rPr/>
+      </w:pPr>
+      <w:r>
+        <w:rPr>
+          <w:rFonts w:ascii="Times New Roman" w:hAnsi="Times New Roman"/>
+          <w:b w:val="false"/>
+          <w:i w:val="false"/>
+          <w:caps w:val="false"/>
+          <w:smallCaps w:val="false"/>
+          <w:strike w:val="false"/>
+          <w:dstrike w:val="false"/>
+          <w:color w:val="000000"/>
+          <w:sz w:val="24"/>
+          <w:szCs w:val="24"/>
+          <w:u w:val="none"/>
+          <w:effect w:val="none"/>
+          <w:shd w:fill="auto" w:val="clear"/>
+        </w:rPr>
+        <w:t>Inicialmente, a instituição funcionou, a partir de 1923, nas dependências do Ginásio Pernambucano, transferindo-se em 1933 para sua sede própria, no bairro do Derby. Ao longo das décadas seguintes, recebeu diferentes denominações: Liceu Industrial de Pernambuco, Escola Técnica do Recife e, posteriormente, Escola Técnica Federal de Pernambuco (ETFPE). Em sua trajetória, destacou-se por iniciativas pioneiras, como a criação do primeiro curso de Segurança do Trabalho do país e a realização da primeira greve estudantil registrada no Brasil.</w:t>
+      </w:r>
+    </w:p>
+    <w:p>
+      <w:pPr>
+        <w:pStyle w:val="BodyText"/>
+        <w:bidi w:val="0"/>
+        <w:spacing w:lineRule="auto" w:line="360" w:before="240" w:after="240"/>
+        <w:ind w:firstLine="720" w:left="0" w:right="0"/>
+        <w:jc w:val="both"/>
+        <w:rPr/>
+      </w:pPr>
+      <w:r>
+        <w:rPr>
+          <w:rFonts w:ascii="Times New Roman" w:hAnsi="Times New Roman"/>
+          <w:b w:val="false"/>
+          <w:i w:val="false"/>
+          <w:caps w:val="false"/>
+          <w:smallCaps w:val="false"/>
+          <w:strike w:val="false"/>
+          <w:dstrike w:val="false"/>
+          <w:color w:val="000000"/>
+          <w:sz w:val="24"/>
+          <w:szCs w:val="24"/>
+          <w:u w:val="none"/>
+          <w:effect w:val="none"/>
+          <w:shd w:fill="auto" w:val="clear"/>
+        </w:rPr>
+        <w:t>Com a Lei nº 3.552/1959 e, posteriormente, com as Leis nº 4.024/1961 (LDB) e nº 5.692/1971, a instituição passou por novos processos de reorganização, acompanhando as reformas do ensino profissional no país. Em 1999, por meio do Decreto s/n, de 18 de janeiro, a ETFPE foi transformada em Centro Federal de Educação Tecnológica de Pernambuco (CEFET-PE), ampliando sua atuação com a oferta de cursos superiores de tecnologia, licenciaturas e programas de pós-graduação lato e stricto sensu.</w:t>
+      </w:r>
+    </w:p>
+    <w:p>
+      <w:pPr>
+        <w:pStyle w:val="BodyText"/>
+        <w:bidi w:val="0"/>
+        <w:spacing w:lineRule="auto" w:line="360" w:before="240" w:after="240"/>
+        <w:ind w:firstLine="720" w:left="0" w:right="0"/>
+        <w:jc w:val="both"/>
+        <w:rPr/>
+      </w:pPr>
+      <w:r>
+        <w:rPr>
+          <w:rFonts w:ascii="Times New Roman" w:hAnsi="Times New Roman"/>
+          <w:b w:val="false"/>
+          <w:i w:val="false"/>
+          <w:caps w:val="false"/>
+          <w:smallCaps w:val="false"/>
+          <w:strike w:val="false"/>
+          <w:dstrike w:val="false"/>
+          <w:color w:val="000000"/>
+          <w:sz w:val="24"/>
+          <w:szCs w:val="24"/>
+          <w:u w:val="none"/>
+          <w:effect w:val="none"/>
+          <w:shd w:fill="auto" w:val="clear"/>
+        </w:rPr>
+        <w:t>A consolidação do Instituto Federal de Pernambuco (IFPE) ocorreu com a Lei nº 11.892, de 29 de dezembro de 2008, que instituiu a Rede Federal de Educação Profissional, Científica e Tecnológica. O IFPE foi constituído pela integração do CEFET-PE com as antigas Escolas Agrotécnicas Federais de Barreiros, Belo Jardim e Vitória de Santo Antão, além dos campi de Recife, Pesqueira e Ipojuca.</w:t>
+      </w:r>
+    </w:p>
+    <w:p>
+      <w:pPr>
+        <w:pStyle w:val="BodyText"/>
+        <w:bidi w:val="0"/>
+        <w:spacing w:lineRule="auto" w:line="360" w:before="240" w:after="240"/>
+        <w:ind w:firstLine="720" w:left="0" w:right="0"/>
+        <w:jc w:val="both"/>
+        <w:rPr/>
+      </w:pPr>
+      <w:r>
+        <w:rPr>
+          <w:rFonts w:ascii="Times New Roman" w:hAnsi="Times New Roman"/>
+          <w:b w:val="false"/>
+          <w:i w:val="false"/>
+          <w:caps w:val="false"/>
+          <w:smallCaps w:val="false"/>
+          <w:strike w:val="false"/>
+          <w:dstrike w:val="false"/>
+          <w:color w:val="000000"/>
+          <w:sz w:val="24"/>
+          <w:szCs w:val="24"/>
+          <w:u w:val="none"/>
+          <w:effect w:val="none"/>
+          <w:shd w:fill="auto" w:val="clear"/>
+        </w:rPr>
+        <w:t>Desde então, o Campus Recife, em razão de sua trajetória centenária, consolidou-se como unidade de referência institucional, reunindo diversas modalidades e níveis de ensino — técnico, tecnológico, bacharelado, licenciatura e pós-graduação — e exercendo papel central na estrutura organizacional, acadêmica e administrativa do Instituto Federal de Pernambuco.</w:t>
       </w:r>
     </w:p>
     <w:p>
@@ -29,85 +181,16 @@
         <w:jc w:val="both"/>
         <w:rPr>
           <w:rFonts w:ascii="Times New Roman" w:hAnsi="Times New Roman"/>
-        </w:rPr>
-      </w:pPr>
-      <w:r>
-        <w:rPr>
-          <w:rFonts w:ascii="Times New Roman" w:hAnsi="Times New Roman"/>
-        </w:rPr>
-        <w:t>Ao longo de sua trajetória, a unidade sediada em Recife passou por diversas denominações, ampliações e transformações institucionais. Em 1937, a Lei nº 378, que instituiu os Liceus Industriais, e o Decreto-Lei nº 4.073, de 30 de janeiro de 1942 (Lei Orgânica do Ensino Industrial), transformaram as Escolas de Aprendizes Artífices em instituições de ensino secundário com oferta de formação técnica. A partir desse período, consolidou-se a estrutura dos cursos em dois ciclos: o básico e o técnico.</w:t>
-      </w:r>
-    </w:p>
-    <w:p>
-      <w:pPr>
-        <w:pStyle w:val="Normal"/>
-        <w:bidi w:val="0"/>
-        <w:spacing w:lineRule="auto" w:line="360"/>
-        <w:ind w:firstLine="709"/>
-        <w:jc w:val="both"/>
-        <w:rPr>
-          <w:rFonts w:ascii="Times New Roman" w:hAnsi="Times New Roman"/>
-        </w:rPr>
-      </w:pPr>
-      <w:r>
-        <w:rPr>
-          <w:rFonts w:ascii="Times New Roman" w:hAnsi="Times New Roman"/>
-        </w:rPr>
-        <w:t>Inicialmente, a instituição funcionou, a partir de 1923, nas dependências do Ginásio Pernambucano, transferindo-se em 1933 para sua sede própria, no bairro do Derby. Ao longo das décadas seguintes, recebeu diferentes denominações: Liceu Industrial de Pernambuco, Escola Técnica do Recife e, posteriormente, Escola Técnica Federal de Pernambuco (ETFPE). Em sua trajetória, destacou-se por iniciativas pioneiras, como a criação do primeiro curso de Segurança do Trabalho do país e a realização da primeira greve estudantil registrada no Brasil.</w:t>
-      </w:r>
-    </w:p>
-    <w:p>
-      <w:pPr>
-        <w:pStyle w:val="Normal"/>
-        <w:bidi w:val="0"/>
-        <w:spacing w:lineRule="auto" w:line="360"/>
-        <w:ind w:firstLine="709"/>
-        <w:jc w:val="both"/>
-        <w:rPr>
-          <w:rFonts w:ascii="Times New Roman" w:hAnsi="Times New Roman"/>
-        </w:rPr>
-      </w:pPr>
-      <w:r>
-        <w:rPr>
-          <w:rFonts w:ascii="Times New Roman" w:hAnsi="Times New Roman"/>
-        </w:rPr>
-        <w:t>Com a Lei nº 3.552/1959 e, posteriormente, com as Leis nº 4.024/1961 (LDB) e nº 5.692/1971, a instituição passou por novos processos de reorganização, acompanhando as reformas do ensino profissional no país. Em 1999, por meio do Decreto s/n, de 18 de janeiro, a ETFPE foi transformada em Centro Federal de Educação Tecnológica de Pernambuco (CEFET-PE), ampliando sua atuação com a oferta de cursos superiores de tecnologia, licenciaturas e programas de pós-graduação lato e stricto sensu.</w:t>
-      </w:r>
-    </w:p>
-    <w:p>
-      <w:pPr>
-        <w:pStyle w:val="Normal"/>
-        <w:bidi w:val="0"/>
-        <w:spacing w:lineRule="auto" w:line="360"/>
-        <w:ind w:firstLine="709"/>
-        <w:jc w:val="both"/>
-        <w:rPr>
-          <w:rFonts w:ascii="Times New Roman" w:hAnsi="Times New Roman"/>
-        </w:rPr>
-      </w:pPr>
-      <w:r>
-        <w:rPr>
-          <w:rFonts w:ascii="Times New Roman" w:hAnsi="Times New Roman"/>
-        </w:rPr>
-        <w:t>A consolidação do Instituto Federal de Pernambuco (IFPE) ocorreu com a Lei nº 11.892, de 29 de dezembro de 2008, que instituiu a Rede Federal de Educação Profissional, Científica e Tecnológica. O IFPE foi constituído pela integração do CEFET-PE com as antigas Escolas Agrotécnicas Federais de Barreiros, Belo Jardim e Vitória de Santo Antão, além dos campi de Recife, Pesqueira e Ipojuca.</w:t>
-      </w:r>
-    </w:p>
-    <w:p>
-      <w:pPr>
-        <w:pStyle w:val="Normal"/>
-        <w:bidi w:val="0"/>
-        <w:spacing w:lineRule="auto" w:line="360"/>
-        <w:ind w:firstLine="709"/>
-        <w:jc w:val="both"/>
-        <w:rPr>
-          <w:rFonts w:ascii="Times New Roman" w:hAnsi="Times New Roman"/>
-        </w:rPr>
-      </w:pPr>
-      <w:r>
-        <w:rPr>
-          <w:rFonts w:ascii="Times New Roman" w:hAnsi="Times New Roman"/>
-        </w:rPr>
-        <w:t>Desde então, o Campus Recife, em razão de sua trajetória centenária, consolidou-se como unidade de referência institucional, reunindo diversas modalidades e níveis de ensino — técnico, tecnológico, bacharelado, licenciatura e pós-graduação — e exercendo papel central na estrutura organizacional, acadêmica e administrativa do Instituto Federal de Pernambuco.</w:t>
+          <w:sz w:val="24"/>
+          <w:szCs w:val="24"/>
+        </w:rPr>
+      </w:pPr>
+      <w:r>
+        <w:rPr>
+          <w:rFonts w:ascii="Times New Roman" w:hAnsi="Times New Roman"/>
+          <w:sz w:val="24"/>
+          <w:szCs w:val="24"/>
+        </w:rPr>
       </w:r>
     </w:p>
     <w:sectPr>
